--- a/manual/Manual_do_Usuario_Folha10_Simples.docx
+++ b/manual/Manual_do_Usuario_Folha10_Simples.docx
@@ -184,7 +184,7 @@
               <w:rPr>
                 <w:sz w:val="19"/>
               </w:rPr>
-              <w:t>20260809-0947</w:t>
+              <w:t>20260809-1134</w:t>
             </w:r>
           </w:p>
         </w:tc>
@@ -6535,23 +6535,6 @@
       </w:r>
     </w:p>
     <w:p>
-      <w:pPr>
-        <w:pStyle w:val="Heading2"/>
-      </w:pPr>
-      <w:r>
-        <w:t>Integração</w:t>
-      </w:r>
-    </w:p>
-    <w:p>
-      <w:r>
-        <w:rPr>
-          <w:b w:val="0"/>
-          <w:i w:val="0"/>
-        </w:rPr>
-        <w:t>SEFIP/GFIP e a exportação para a contabilidade ficam neste grupo.</w:t>
-      </w:r>
-    </w:p>
-    <w:p>
       <w:r>
         <w:br w:type="page"/>
       </w:r>
@@ -8196,7 +8179,7 @@
           <w:i/>
           <w:color w:val="475569"/>
         </w:rPr>
-        <w:t>Folha10 Simples — versão 20260809-0947. Manual do Usuário.</w:t>
+        <w:t>Folha10 Simples — versão 20260809-1134. Manual do Usuário.</w:t>
       </w:r>
     </w:p>
     <w:sectPr>
@@ -8238,7 +8221,7 @@
         <w:sz w:val="17"/>
       </w:rPr>
       <w:tab/>
-      <w:t>versão 20260809-0947</w:t>
+      <w:t>versão 20260809-1134</w:t>
     </w:r>
   </w:p>
 </w:hdr>
